--- a/Borang Bekal Template.docx
+++ b/Borang Bekal Template.docx
@@ -890,15 +890,6 @@
               <w:t>{{ TARIKH }}</w:t>
             </w:r>
           </w:p>
-          <w:p>
-            <w:pPr>
-              <w:spacing w:line="223" w:lineRule="exact"/>
-              <w:ind w:left="112" w:right="-15"/>
-              <w:rPr>
-                <w:sz w:val="20"/>
-              </w:rPr>
-            </w:pPr>
-          </w:p>
         </w:tc>
         <w:tc>
           <w:tcPr>
@@ -1878,6 +1869,10 @@
         <w:pStyle w:val="BodyText"/>
         <w:spacing w:line="256" w:lineRule="auto"/>
         <w:ind w:left="874" w:right="909"/>
+        <w:rPr>
+          <w:sz w:val="18"/>
+          <w:szCs w:val="18"/>
+        </w:rPr>
       </w:pPr>
     </w:p>
     <w:p>
@@ -1886,22 +1881,38 @@
         <w:spacing w:line="256" w:lineRule="auto"/>
         <w:ind w:left="874" w:right="909"/>
         <w:jc w:val="both"/>
+        <w:rPr>
+          <w:sz w:val="18"/>
+          <w:szCs w:val="18"/>
+        </w:rPr>
       </w:pPr>
       <w:r>
+        <w:rPr>
+          <w:sz w:val="18"/>
+          <w:szCs w:val="18"/>
+        </w:rPr>
         <w:t>*PKD/JKN</w:t>
       </w:r>
       <w:r>
         <w:rPr>
           <w:spacing w:val="-2"/>
+          <w:sz w:val="18"/>
+          <w:szCs w:val="18"/>
         </w:rPr>
         <w:t xml:space="preserve"> </w:t>
       </w:r>
       <w:r>
+        <w:rPr>
+          <w:sz w:val="18"/>
+          <w:szCs w:val="18"/>
+        </w:rPr>
         <w:t>perlu</w:t>
       </w:r>
       <w:r>
         <w:rPr>
           <w:spacing w:val="-5"/>
+          <w:sz w:val="18"/>
+          <w:szCs w:val="18"/>
         </w:rPr>
         <w:t xml:space="preserve"> </w:t>
       </w:r>
@@ -1910,46 +1921,76 @@
           <w:b/>
           <w:bCs/>
           <w:spacing w:val="-5"/>
+          <w:sz w:val="18"/>
+          <w:szCs w:val="18"/>
         </w:rPr>
         <w:t xml:space="preserve">SEGERA </w:t>
       </w:r>
       <w:r>
+        <w:rPr>
+          <w:sz w:val="18"/>
+          <w:szCs w:val="18"/>
+        </w:rPr>
         <w:t>mengemukakan</w:t>
       </w:r>
       <w:r>
         <w:rPr>
           <w:spacing w:val="-6"/>
+          <w:sz w:val="18"/>
+          <w:szCs w:val="18"/>
         </w:rPr>
         <w:t xml:space="preserve"> </w:t>
       </w:r>
       <w:r>
+        <w:rPr>
+          <w:sz w:val="18"/>
+          <w:szCs w:val="18"/>
+        </w:rPr>
         <w:t>notifikasi</w:t>
       </w:r>
       <w:r>
         <w:rPr>
           <w:spacing w:val="-4"/>
+          <w:sz w:val="18"/>
+          <w:szCs w:val="18"/>
         </w:rPr>
         <w:t xml:space="preserve"> </w:t>
       </w:r>
       <w:r>
+        <w:rPr>
+          <w:sz w:val="18"/>
+          <w:szCs w:val="18"/>
+        </w:rPr>
         <w:t>ini</w:t>
       </w:r>
       <w:r>
         <w:rPr>
           <w:spacing w:val="-6"/>
+          <w:sz w:val="18"/>
+          <w:szCs w:val="18"/>
         </w:rPr>
         <w:t xml:space="preserve"> </w:t>
       </w:r>
       <w:r>
+        <w:rPr>
+          <w:sz w:val="18"/>
+          <w:szCs w:val="18"/>
+        </w:rPr>
         <w:t>kepada e-mel penyelaras negeri @</w:t>
       </w:r>
       <w:r>
+        <w:rPr>
+          <w:sz w:val="18"/>
+          <w:szCs w:val="18"/>
+        </w:rPr>
         <w:t xml:space="preserve"> </w:t>
       </w:r>
       <w:hyperlink r:id="rId7">
         <w:r>
           <w:rPr>
             <w:color w:val="0462C1"/>
+            <w:sz w:val="18"/>
+            <w:szCs w:val="18"/>
             <w:u w:val="single" w:color="0462C1"/>
           </w:rPr>
           <w:t>bekal.kkm@moh.gov.my</w:t>
@@ -1958,16 +1999,24 @@
       <w:r>
         <w:rPr>
           <w:color w:val="0462C1"/>
+          <w:sz w:val="18"/>
+          <w:szCs w:val="18"/>
         </w:rPr>
         <w:t xml:space="preserve"> </w:t>
       </w:r>
       <w:r>
         <w:rPr>
           <w:color w:val="0462C1"/>
+          <w:sz w:val="18"/>
+          <w:szCs w:val="18"/>
         </w:rPr>
         <w:t>(</w:t>
       </w:r>
       <w:r>
+        <w:rPr>
+          <w:sz w:val="18"/>
+          <w:szCs w:val="18"/>
+        </w:rPr>
         <w:t>dan Salinan (cc) kepada pembekal setelah sah menerima permohonan lengkap bagi mana-mana pensijilan di atas.</w:t>
       </w:r>
     </w:p>

--- a/Borang Bekal Template.docx
+++ b/Borang Bekal Template.docx
@@ -10,6 +10,7 @@
         <w:rPr>
           <w:sz w:val="8"/>
           <w:szCs w:val="8"/>
+          <w:lang w:val="en-MY"/>
         </w:rPr>
       </w:pPr>
     </w:p>
@@ -1651,13 +1652,59 @@
                 <w:spacing w:val="-2"/>
               </w:rPr>
             </w:pPr>
+            <w:r>
+              <w:rPr>
+                <w:b/>
+                <w:spacing w:val="-2"/>
+              </w:rPr>
+              <w:t xml:space="preserve">                 </w:t>
+            </w:r>
+            <w:r>
+              <w:rPr>
+                <w:bCs/>
+                <w:spacing w:val="-2"/>
+              </w:rPr>
+              <w:t xml:space="preserve">{{ </w:t>
+            </w:r>
+            <w:proofErr w:type="spellStart"/>
+            <w:r>
+              <w:rPr>
+                <w:bCs/>
+                <w:spacing w:val="-2"/>
+              </w:rPr>
+              <w:t>Image</w:t>
+            </w:r>
+            <w:proofErr w:type="spellEnd"/>
+            <w:r>
+              <w:rPr>
+                <w:bCs/>
+                <w:spacing w:val="-2"/>
+              </w:rPr>
+              <w:t xml:space="preserve"> </w:t>
+            </w:r>
+            <w:proofErr w:type="spellStart"/>
+            <w:r>
+              <w:rPr>
+                <w:bCs/>
+                <w:spacing w:val="-2"/>
+              </w:rPr>
+              <w:t>sign</w:t>
+            </w:r>
+            <w:proofErr w:type="spellEnd"/>
+            <w:r>
+              <w:rPr>
+                <w:bCs/>
+                <w:spacing w:val="-2"/>
+              </w:rPr>
+              <w:t xml:space="preserve"> }}</w:t>
+            </w:r>
           </w:p>
           <w:p>
             <w:pPr>
               <w:pStyle w:val="TableParagraph"/>
               <w:ind w:left="107"/>
               <w:rPr>
-                <w:b/>
+                <w:bCs/>
               </w:rPr>
             </w:pPr>
             <w:r>
@@ -2891,7 +2938,6 @@
   <w:style w:type="character" w:default="1" w:styleId="DefaultParagraphFont">
     <w:name w:val="Default Paragraph Font"/>
     <w:uiPriority w:val="1"/>
-    <w:semiHidden/>
     <w:unhideWhenUsed/>
   </w:style>
   <w:style w:type="table" w:default="1" w:styleId="TableNormal">

--- a/Borang Bekal Template.docx
+++ b/Borang Bekal Template.docx
@@ -1665,22 +1665,6 @@
                 <w:spacing w:val="-2"/>
               </w:rPr>
               <w:t xml:space="preserve">{{ </w:t>
-            </w:r>
-            <w:proofErr w:type="spellStart"/>
-            <w:r>
-              <w:rPr>
-                <w:bCs/>
-                <w:spacing w:val="-2"/>
-              </w:rPr>
-              <w:t>Image</w:t>
-            </w:r>
-            <w:proofErr w:type="spellEnd"/>
-            <w:r>
-              <w:rPr>
-                <w:bCs/>
-                <w:spacing w:val="-2"/>
-              </w:rPr>
-              <w:t xml:space="preserve"> </w:t>
             </w:r>
             <w:proofErr w:type="spellStart"/>
             <w:r>
@@ -2938,6 +2922,7 @@
   <w:style w:type="character" w:default="1" w:styleId="DefaultParagraphFont">
     <w:name w:val="Default Paragraph Font"/>
     <w:uiPriority w:val="1"/>
+    <w:semiHidden/>
     <w:unhideWhenUsed/>
   </w:style>
   <w:style w:type="table" w:default="1" w:styleId="TableNormal">

--- a/Borang Bekal Template.docx
+++ b/Borang Bekal Template.docx
@@ -1589,6 +1589,156 @@
                 <w:noProof/>
               </w:rPr>
             </w:pPr>
+            <w:r>
+              <w:rPr>
+                <w:b/>
+                <w:noProof/>
+              </w:rPr>
+              <mc:AlternateContent>
+                <mc:Choice Requires="wps">
+                  <w:drawing>
+                    <wp:anchor distT="0" distB="0" distL="114300" distR="114300" simplePos="0" relativeHeight="487588864" behindDoc="0" locked="0" layoutInCell="1" allowOverlap="1" wp14:anchorId="4DC53658" wp14:editId="5C8D3316">
+                      <wp:simplePos x="0" y="0"/>
+                      <wp:positionH relativeFrom="column">
+                        <wp:posOffset>397510</wp:posOffset>
+                      </wp:positionH>
+                      <wp:positionV relativeFrom="paragraph">
+                        <wp:posOffset>78105</wp:posOffset>
+                      </wp:positionV>
+                      <wp:extent cx="1836420" cy="891540"/>
+                      <wp:effectExtent l="0" t="0" r="0" b="0"/>
+                      <wp:wrapNone/>
+                      <wp:docPr id="446220953" name="Rectangle 2"/>
+                      <wp:cNvGraphicFramePr/>
+                      <a:graphic xmlns:a="http://schemas.openxmlformats.org/drawingml/2006/main">
+                        <a:graphicData uri="http://schemas.microsoft.com/office/word/2010/wordprocessingShape">
+                          <wps:wsp>
+                            <wps:cNvSpPr/>
+                            <wps:spPr>
+                              <a:xfrm>
+                                <a:off x="0" y="0"/>
+                                <a:ext cx="1836420" cy="891540"/>
+                              </a:xfrm>
+                              <a:prstGeom prst="rect">
+                                <a:avLst/>
+                              </a:prstGeom>
+                              <a:noFill/>
+                              <a:ln>
+                                <a:noFill/>
+                              </a:ln>
+                            </wps:spPr>
+                            <wps:style>
+                              <a:lnRef idx="2">
+                                <a:schemeClr val="accent1">
+                                  <a:shade val="15000"/>
+                                </a:schemeClr>
+                              </a:lnRef>
+                              <a:fillRef idx="1">
+                                <a:schemeClr val="accent1"/>
+                              </a:fillRef>
+                              <a:effectRef idx="0">
+                                <a:schemeClr val="accent1"/>
+                              </a:effectRef>
+                              <a:fontRef idx="minor">
+                                <a:schemeClr val="lt1"/>
+                              </a:fontRef>
+                            </wps:style>
+                            <wps:txbx>
+                              <w:txbxContent>
+                                <w:p>
+                                  <w:pPr>
+                                    <w:jc w:val="center"/>
+                                    <w:rPr>
+                                      <w:color w:val="0D0D0D" w:themeColor="text1" w:themeTint="F2"/>
+                                    </w:rPr>
+                                  </w:pPr>
+                                  <w:r>
+                                    <w:rPr>
+                                      <w:bCs/>
+                                      <w:color w:val="0D0D0D" w:themeColor="text1" w:themeTint="F2"/>
+                                      <w:spacing w:val="-2"/>
+                                    </w:rPr>
+                                    <w:t xml:space="preserve">{{ </w:t>
+                                  </w:r>
+                                  <w:proofErr w:type="spellStart"/>
+                                  <w:r>
+                                    <w:rPr>
+                                      <w:bCs/>
+                                      <w:color w:val="0D0D0D" w:themeColor="text1" w:themeTint="F2"/>
+                                      <w:spacing w:val="-2"/>
+                                    </w:rPr>
+                                    <w:t>sign</w:t>
+                                  </w:r>
+                                  <w:proofErr w:type="spellEnd"/>
+                                  <w:r>
+                                    <w:rPr>
+                                      <w:bCs/>
+                                      <w:color w:val="0D0D0D" w:themeColor="text1" w:themeTint="F2"/>
+                                      <w:spacing w:val="-2"/>
+                                    </w:rPr>
+                                    <w:t xml:space="preserve"> }}</w:t>
+                                  </w:r>
+                                </w:p>
+                              </w:txbxContent>
+                            </wps:txbx>
+                            <wps:bodyPr rot="0" spcFirstLastPara="0" vertOverflow="overflow" horzOverflow="overflow" vert="horz" wrap="square" lIns="91440" tIns="45720" rIns="91440" bIns="45720" numCol="1" spcCol="0" rtlCol="0" fromWordArt="0" anchor="ctr" anchorCtr="0" forceAA="0" compatLnSpc="1">
+                              <a:prstTxWarp prst="textNoShape">
+                                <a:avLst/>
+                              </a:prstTxWarp>
+                              <a:noAutofit/>
+                            </wps:bodyPr>
+                          </wps:wsp>
+                        </a:graphicData>
+                      </a:graphic>
+                    </wp:anchor>
+                  </w:drawing>
+                </mc:Choice>
+                <mc:Fallback>
+                  <w:pict>
+                    <v:rect w14:anchorId="4DC53658" id="Rectangle 2" o:spid="_x0000_s1026" style="position:absolute;left:0;text-align:left;margin-left:31.3pt;margin-top:6.15pt;width:144.6pt;height:70.2pt;z-index:487588864;visibility:visible;mso-wrap-style:square;mso-wrap-distance-left:9pt;mso-wrap-distance-top:0;mso-wrap-distance-right:9pt;mso-wrap-distance-bottom:0;mso-position-horizontal:absolute;mso-position-horizontal-relative:text;mso-position-vertical:absolute;mso-position-vertical-relative:text;v-text-anchor:middle" o:gfxdata="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" filled="f" stroked="f" strokeweight="2pt">
+                      <v:textbox>
+                        <w:txbxContent>
+                          <w:p>
+                            <w:pPr>
+                              <w:jc w:val="center"/>
+                              <w:rPr>
+                                <w:color w:val="0D0D0D" w:themeColor="text1" w:themeTint="F2"/>
+                              </w:rPr>
+                            </w:pPr>
+                            <w:r>
+                              <w:rPr>
+                                <w:bCs/>
+                                <w:color w:val="0D0D0D" w:themeColor="text1" w:themeTint="F2"/>
+                                <w:spacing w:val="-2"/>
+                              </w:rPr>
+                              <w:t xml:space="preserve">{{ </w:t>
+                            </w:r>
+                            <w:proofErr w:type="spellStart"/>
+                            <w:r>
+                              <w:rPr>
+                                <w:bCs/>
+                                <w:color w:val="0D0D0D" w:themeColor="text1" w:themeTint="F2"/>
+                                <w:spacing w:val="-2"/>
+                              </w:rPr>
+                              <w:t>sign</w:t>
+                            </w:r>
+                            <w:proofErr w:type="spellEnd"/>
+                            <w:r>
+                              <w:rPr>
+                                <w:bCs/>
+                                <w:color w:val="0D0D0D" w:themeColor="text1" w:themeTint="F2"/>
+                                <w:spacing w:val="-2"/>
+                              </w:rPr>
+                              <w:t xml:space="preserve"> }}</w:t>
+                            </w:r>
+                          </w:p>
+                        </w:txbxContent>
+                      </v:textbox>
+                    </v:rect>
+                  </w:pict>
+                </mc:Fallback>
+              </mc:AlternateContent>
+            </w:r>
           </w:p>
         </w:tc>
       </w:tr>
@@ -1658,29 +1808,6 @@
                 <w:spacing w:val="-2"/>
               </w:rPr>
               <w:t xml:space="preserve">                 </w:t>
-            </w:r>
-            <w:r>
-              <w:rPr>
-                <w:bCs/>
-                <w:spacing w:val="-2"/>
-              </w:rPr>
-              <w:t xml:space="preserve">{{ </w:t>
-            </w:r>
-            <w:proofErr w:type="spellStart"/>
-            <w:r>
-              <w:rPr>
-                <w:bCs/>
-                <w:spacing w:val="-2"/>
-              </w:rPr>
-              <w:t>sign</w:t>
-            </w:r>
-            <w:proofErr w:type="spellEnd"/>
-            <w:r>
-              <w:rPr>
-                <w:bCs/>
-                <w:spacing w:val="-2"/>
-              </w:rPr>
-              <w:t xml:space="preserve"> }}</w:t>
             </w:r>
           </w:p>
           <w:p>
